--- a/src/trama/descargas/Curso-Taller_TRAMA_03_Kit_del_Participante.docx
+++ b/src/trama/descargas/Curso-Taller_TRAMA_03_Kit_del_Participante.docx
@@ -8602,7 +8602,7 @@
           <w:sz w:val="21"/>
           <w:szCs w:val="21"/>
         </w:rPr>
-        <w:t xml:space="preserve">Cinco prompts que cubren las etapas donde entra la inteligencia artificial. La etapa R no lleva prompt, porque ahí nada más se trata de juntar sus archivos. Están escritos para copiar y pegar; cambie lo que está entre corchetes por sus datos y adjunte su material.</w:t>
+        <w:t xml:space="preserve">Seis prompts que cubren las etapas donde entra la inteligencia artificial. La etapa R no lleva prompt, porque ahí nada más se trata de juntar sus archivos. Están escritos para copiar y pegar; cambie lo que está entre corchetes por sus datos y adjunte su material.</w:t>
       </w:r>
     </w:p>
     <w:p>
@@ -10790,6 +10790,1858 @@
         <w:pStyle w:val="Heading2"/>
       </w:pPr>
       <w:r>
+        <w:t xml:space="preserve">Prompt M2 · Página del tema con video y pódcast integrados</w:t>
+      </w:r>
+    </w:p>
+    <w:p>
+      <w:pPr>
+        <w:spacing w:after="150" w:line="290"/>
+        <w:jc w:val="both"/>
+      </w:pPr>
+      <w:r>
+        <w:rPr>
+          <w:rFonts w:ascii="Arial" w:cs="Arial" w:eastAsia="Arial" w:hAnsi="Arial"/>
+          <w:i/>
+          <w:iCs/>
+          <w:color w:val="6B7C93"/>
+          <w:sz w:val="19"/>
+          <w:szCs w:val="19"/>
+        </w:rPr>
+        <w:t xml:space="preserve">Úselo cuando ya subió su video a YouTube y su audio a Spotify, y quiere una sola página de Moodle que lo integre todo. Va después del M1 y antes del A3.</w:t>
+      </w:r>
+    </w:p>
+    <w:p>
+      <w:pPr>
+        <w:spacing w:after="60"/>
+      </w:pPr>
+      <w:r>
+        <w:rPr>
+          <w:sz w:val="4"/>
+          <w:szCs w:val="4"/>
+        </w:rPr>
+        <w:t xml:space="preserve"/>
+      </w:r>
+    </w:p>
+    <w:tbl>
+      <w:tblPr>
+        <w:tblW w:type="dxa" w:w="9360"/>
+        <w:tblBorders>
+          <w:top w:val="single" w:color="auto" w:sz="4"/>
+          <w:left w:val="single" w:color="auto" w:sz="4"/>
+          <w:bottom w:val="single" w:color="auto" w:sz="4"/>
+          <w:right w:val="single" w:color="auto" w:sz="4"/>
+          <w:insideH w:val="single" w:color="auto" w:sz="4"/>
+          <w:insideV w:val="single" w:color="auto" w:sz="4"/>
+        </w:tblBorders>
+      </w:tblPr>
+      <w:tblGrid>
+        <w:gridCol w:w="9360"/>
+      </w:tblGrid>
+      <w:tr>
+        <w:tc>
+          <w:tcPr>
+            <w:tcW w:type="dxa" w:w="9360"/>
+            <w:tcBorders>
+              <w:top w:val="single" w:color="1A3A5C" w:sz="1"/>
+              <w:left w:val="single" w:color="1A3A5C" w:sz="1"/>
+              <w:bottom w:val="single" w:color="1A3A5C" w:sz="1"/>
+              <w:right w:val="single" w:color="1A3A5C" w:sz="1"/>
+            </w:tcBorders>
+            <w:shd w:fill="1A3A5C" w:val="clear"/>
+            <w:tcMar>
+              <w:top w:type="dxa" w:w="90"/>
+              <w:left w:type="dxa" w:w="160"/>
+              <w:bottom w:type="dxa" w:w="90"/>
+              <w:right w:type="dxa" w:w="160"/>
+            </w:tcMar>
+          </w:tcPr>
+          <w:p>
+            <w:r>
+              <w:rPr>
+                <w:rFonts w:ascii="Arial" w:cs="Arial" w:eastAsia="Arial" w:hAnsi="Arial"/>
+                <w:b/>
+                <w:bCs/>
+                <w:color w:val="FFFFFF"/>
+                <w:sz w:val="19"/>
+                <w:szCs w:val="19"/>
+              </w:rPr>
+              <w:t xml:space="preserve">PROMPT M2</w:t>
+            </w:r>
+          </w:p>
+        </w:tc>
+      </w:tr>
+      <w:tr>
+        <w:tc>
+          <w:tcPr>
+            <w:tcW w:type="dxa" w:w="9360"/>
+            <w:tcBorders>
+              <w:top w:val="single" w:color="B0BEC5" w:sz="1"/>
+              <w:left w:val="single" w:color="B0BEC5" w:sz="1"/>
+              <w:bottom w:val="single" w:color="B0BEC5" w:sz="1"/>
+              <w:right w:val="single" w:color="B0BEC5" w:sz="1"/>
+            </w:tcBorders>
+            <w:shd w:fill="F4F6F8" w:val="clear"/>
+            <w:tcMar>
+              <w:top w:type="dxa" w:w="130"/>
+              <w:left w:type="dxa" w:w="170"/>
+              <w:bottom w:type="dxa" w:w="130"/>
+              <w:right w:type="dxa" w:w="170"/>
+            </w:tcMar>
+          </w:tcPr>
+          <w:p>
+            <w:pPr>
+              <w:spacing w:after="55" w:line="255"/>
+            </w:pPr>
+            <w:r>
+              <w:rPr>
+                <w:rFonts w:ascii="Consolas" w:cs="Consolas" w:eastAsia="Consolas" w:hAnsi="Consolas"/>
+                <w:color w:val="1B2733"/>
+                <w:sz w:val="17"/>
+                <w:szCs w:val="17"/>
+              </w:rPr>
+              <w:t xml:space="preserve">Actúa como diseñador instruccional de educación superior con</w:t>
+            </w:r>
+          </w:p>
+          <w:p>
+            <w:pPr>
+              <w:spacing w:after="55" w:line="255"/>
+            </w:pPr>
+            <w:r>
+              <w:rPr>
+                <w:rFonts w:ascii="Consolas" w:cs="Consolas" w:eastAsia="Consolas" w:hAnsi="Consolas"/>
+                <w:color w:val="1B2733"/>
+                <w:sz w:val="17"/>
+                <w:szCs w:val="17"/>
+              </w:rPr>
+              <w:t xml:space="preserve">dominio de HTML.</w:t>
+            </w:r>
+          </w:p>
+          <w:p>
+            <w:pPr>
+              <w:spacing w:after="55" w:line="255"/>
+            </w:pPr>
+            <w:r>
+              <w:rPr>
+                <w:rFonts w:ascii="Consolas" w:cs="Consolas" w:eastAsia="Consolas" w:hAnsi="Consolas"/>
+                <w:color w:val="1B2733"/>
+                <w:sz w:val="17"/>
+                <w:szCs w:val="17"/>
+              </w:rPr>
+              <w:t xml:space="preserve"> </w:t>
+            </w:r>
+          </w:p>
+          <w:p>
+            <w:pPr>
+              <w:spacing w:after="55" w:line="255"/>
+            </w:pPr>
+            <w:r>
+              <w:rPr>
+                <w:rFonts w:ascii="Consolas" w:cs="Consolas" w:eastAsia="Consolas" w:hAnsi="Consolas"/>
+                <w:color w:val="1B2733"/>
+                <w:sz w:val="17"/>
+                <w:szCs w:val="17"/>
+              </w:rPr>
+              <w:t xml:space="preserve">CONTEXTO</w:t>
+            </w:r>
+          </w:p>
+          <w:p>
+            <w:pPr>
+              <w:spacing w:after="55" w:line="255"/>
+            </w:pPr>
+            <w:r>
+              <w:rPr>
+                <w:rFonts w:ascii="Consolas" w:cs="Consolas" w:eastAsia="Consolas" w:hAnsi="Consolas"/>
+                <w:color w:val="1B2733"/>
+                <w:sz w:val="17"/>
+                <w:szCs w:val="17"/>
+              </w:rPr>
+              <w:t xml:space="preserve">Asignatura: [NOMBRE]</w:t>
+            </w:r>
+          </w:p>
+          <w:p>
+            <w:pPr>
+              <w:spacing w:after="55" w:line="255"/>
+            </w:pPr>
+            <w:r>
+              <w:rPr>
+                <w:rFonts w:ascii="Consolas" w:cs="Consolas" w:eastAsia="Consolas" w:hAnsi="Consolas"/>
+                <w:color w:val="1B2733"/>
+                <w:sz w:val="17"/>
+                <w:szCs w:val="17"/>
+              </w:rPr>
+              <w:t xml:space="preserve">Programa: [LICENCIATURA], [N]º semestre</w:t>
+            </w:r>
+          </w:p>
+          <w:p>
+            <w:pPr>
+              <w:spacing w:after="55" w:line="255"/>
+            </w:pPr>
+            <w:r>
+              <w:rPr>
+                <w:rFonts w:ascii="Consolas" w:cs="Consolas" w:eastAsia="Consolas" w:hAnsi="Consolas"/>
+                <w:color w:val="1B2733"/>
+                <w:sz w:val="17"/>
+                <w:szCs w:val="17"/>
+              </w:rPr>
+              <w:t xml:space="preserve">Institución: Facultad de Contaduría y Administración, UAS</w:t>
+            </w:r>
+          </w:p>
+          <w:p>
+            <w:pPr>
+              <w:spacing w:after="55" w:line="255"/>
+            </w:pPr>
+            <w:r>
+              <w:rPr>
+                <w:rFonts w:ascii="Consolas" w:cs="Consolas" w:eastAsia="Consolas" w:hAnsi="Consolas"/>
+                <w:color w:val="1B2733"/>
+                <w:sz w:val="17"/>
+                <w:szCs w:val="17"/>
+              </w:rPr>
+              <w:t xml:space="preserve">Tema: [NÚMERO Y TÍTULO]</w:t>
+            </w:r>
+          </w:p>
+          <w:p>
+            <w:pPr>
+              <w:spacing w:after="55" w:line="255"/>
+            </w:pPr>
+            <w:r>
+              <w:rPr>
+                <w:rFonts w:ascii="Consolas" w:cs="Consolas" w:eastAsia="Consolas" w:hAnsi="Consolas"/>
+                <w:color w:val="1B2733"/>
+                <w:sz w:val="17"/>
+                <w:szCs w:val="17"/>
+              </w:rPr>
+              <w:t xml:space="preserve">Siguiente tema: [NÚMERO Y TÍTULO, o "es el último de la unidad"]</w:t>
+            </w:r>
+          </w:p>
+          <w:p>
+            <w:pPr>
+              <w:spacing w:after="55" w:line="255"/>
+            </w:pPr>
+            <w:r>
+              <w:rPr>
+                <w:rFonts w:ascii="Consolas" w:cs="Consolas" w:eastAsia="Consolas" w:hAnsi="Consolas"/>
+                <w:color w:val="1B2733"/>
+                <w:sz w:val="17"/>
+                <w:szCs w:val="17"/>
+              </w:rPr>
+              <w:t xml:space="preserve"> </w:t>
+            </w:r>
+          </w:p>
+          <w:p>
+            <w:pPr>
+              <w:spacing w:after="55" w:line="255"/>
+            </w:pPr>
+            <w:r>
+              <w:rPr>
+                <w:rFonts w:ascii="Consolas" w:cs="Consolas" w:eastAsia="Consolas" w:hAnsi="Consolas"/>
+                <w:color w:val="1B2733"/>
+                <w:sz w:val="17"/>
+                <w:szCs w:val="17"/>
+              </w:rPr>
+              <w:t xml:space="preserve">CONTENIDO DEL TEMA</w:t>
+            </w:r>
+          </w:p>
+          <w:p>
+            <w:pPr>
+              <w:spacing w:after="55" w:line="255"/>
+            </w:pPr>
+            <w:r>
+              <w:rPr>
+                <w:rFonts w:ascii="Consolas" w:cs="Consolas" w:eastAsia="Consolas" w:hAnsi="Consolas"/>
+                <w:color w:val="1B2733"/>
+                <w:sz w:val="17"/>
+                <w:szCs w:val="17"/>
+              </w:rPr>
+              <w:t xml:space="preserve">[pegue el contenido que ya revisó, el que le dio el prompt A1]</w:t>
+            </w:r>
+          </w:p>
+          <w:p>
+            <w:pPr>
+              <w:spacing w:after="55" w:line="255"/>
+            </w:pPr>
+            <w:r>
+              <w:rPr>
+                <w:rFonts w:ascii="Consolas" w:cs="Consolas" w:eastAsia="Consolas" w:hAnsi="Consolas"/>
+                <w:color w:val="1B2733"/>
+                <w:sz w:val="17"/>
+                <w:szCs w:val="17"/>
+              </w:rPr>
+              <w:t xml:space="preserve"> </w:t>
+            </w:r>
+          </w:p>
+          <w:p>
+            <w:pPr>
+              <w:spacing w:after="55" w:line="255"/>
+            </w:pPr>
+            <w:r>
+              <w:rPr>
+                <w:rFonts w:ascii="Consolas" w:cs="Consolas" w:eastAsia="Consolas" w:hAnsi="Consolas"/>
+                <w:color w:val="1B2733"/>
+                <w:sz w:val="17"/>
+                <w:szCs w:val="17"/>
+              </w:rPr>
+              <w:t xml:space="preserve">MIS RECURSOS YA PUBLICADOS</w:t>
+            </w:r>
+          </w:p>
+          <w:p>
+            <w:pPr>
+              <w:spacing w:after="55" w:line="255"/>
+            </w:pPr>
+            <w:r>
+              <w:rPr>
+                <w:rFonts w:ascii="Consolas" w:cs="Consolas" w:eastAsia="Consolas" w:hAnsi="Consolas"/>
+                <w:color w:val="1B2733"/>
+                <w:sz w:val="17"/>
+                <w:szCs w:val="17"/>
+              </w:rPr>
+              <w:t xml:space="preserve">Video en YouTube: [enlace, o escriba "no tengo"]</w:t>
+            </w:r>
+          </w:p>
+          <w:p>
+            <w:pPr>
+              <w:spacing w:after="55" w:line="255"/>
+            </w:pPr>
+            <w:r>
+              <w:rPr>
+                <w:rFonts w:ascii="Consolas" w:cs="Consolas" w:eastAsia="Consolas" w:hAnsi="Consolas"/>
+                <w:color w:val="1B2733"/>
+                <w:sz w:val="17"/>
+                <w:szCs w:val="17"/>
+              </w:rPr>
+              <w:t xml:space="preserve">   Título: [.....]</w:t>
+            </w:r>
+          </w:p>
+          <w:p>
+            <w:pPr>
+              <w:spacing w:after="55" w:line="255"/>
+            </w:pPr>
+            <w:r>
+              <w:rPr>
+                <w:rFonts w:ascii="Consolas" w:cs="Consolas" w:eastAsia="Consolas" w:hAnsi="Consolas"/>
+                <w:color w:val="1B2733"/>
+                <w:sz w:val="17"/>
+                <w:szCs w:val="17"/>
+              </w:rPr>
+              <w:t xml:space="preserve">   De qué trata, en una línea: [.....]</w:t>
+            </w:r>
+          </w:p>
+          <w:p>
+            <w:pPr>
+              <w:spacing w:after="55" w:line="255"/>
+            </w:pPr>
+            <w:r>
+              <w:rPr>
+                <w:rFonts w:ascii="Consolas" w:cs="Consolas" w:eastAsia="Consolas" w:hAnsi="Consolas"/>
+                <w:color w:val="1B2733"/>
+                <w:sz w:val="17"/>
+                <w:szCs w:val="17"/>
+              </w:rPr>
+              <w:t xml:space="preserve">Pódcast en Spotify: [enlace, o escriba "no tengo"]</w:t>
+            </w:r>
+          </w:p>
+          <w:p>
+            <w:pPr>
+              <w:spacing w:after="55" w:line="255"/>
+            </w:pPr>
+            <w:r>
+              <w:rPr>
+                <w:rFonts w:ascii="Consolas" w:cs="Consolas" w:eastAsia="Consolas" w:hAnsi="Consolas"/>
+                <w:color w:val="1B2733"/>
+                <w:sz w:val="17"/>
+                <w:szCs w:val="17"/>
+              </w:rPr>
+              <w:t xml:space="preserve">   Pódcast y número de episodio: [.....]</w:t>
+            </w:r>
+          </w:p>
+          <w:p>
+            <w:pPr>
+              <w:spacing w:after="55" w:line="255"/>
+            </w:pPr>
+            <w:r>
+              <w:rPr>
+                <w:rFonts w:ascii="Consolas" w:cs="Consolas" w:eastAsia="Consolas" w:hAnsi="Consolas"/>
+                <w:color w:val="1B2733"/>
+                <w:sz w:val="17"/>
+                <w:szCs w:val="17"/>
+              </w:rPr>
+              <w:t xml:space="preserve">   De qué trata, en una línea: [.....]</w:t>
+            </w:r>
+          </w:p>
+          <w:p>
+            <w:pPr>
+              <w:spacing w:after="55" w:line="255"/>
+            </w:pPr>
+            <w:r>
+              <w:rPr>
+                <w:rFonts w:ascii="Consolas" w:cs="Consolas" w:eastAsia="Consolas" w:hAnsi="Consolas"/>
+                <w:color w:val="1B2733"/>
+                <w:sz w:val="17"/>
+                <w:szCs w:val="17"/>
+              </w:rPr>
+              <w:t xml:space="preserve"> </w:t>
+            </w:r>
+          </w:p>
+          <w:p>
+            <w:pPr>
+              <w:spacing w:after="55" w:line="255"/>
+            </w:pPr>
+            <w:r>
+              <w:rPr>
+                <w:rFonts w:ascii="Consolas" w:cs="Consolas" w:eastAsia="Consolas" w:hAnsi="Consolas"/>
+                <w:color w:val="1B2733"/>
+                <w:sz w:val="17"/>
+                <w:szCs w:val="17"/>
+              </w:rPr>
+              <w:t xml:space="preserve">TAREA</w:t>
+            </w:r>
+          </w:p>
+          <w:p>
+            <w:pPr>
+              <w:spacing w:after="55" w:line="255"/>
+            </w:pPr>
+            <w:r>
+              <w:rPr>
+                <w:rFonts w:ascii="Consolas" w:cs="Consolas" w:eastAsia="Consolas" w:hAnsi="Consolas"/>
+                <w:color w:val="1B2733"/>
+                <w:sz w:val="17"/>
+                <w:szCs w:val="17"/>
+              </w:rPr>
+              <w:t xml:space="preserve">Arma una sola página de Moodle que integre el contenido y los</w:t>
+            </w:r>
+          </w:p>
+          <w:p>
+            <w:pPr>
+              <w:spacing w:after="55" w:line="255"/>
+            </w:pPr>
+            <w:r>
+              <w:rPr>
+                <w:rFonts w:ascii="Consolas" w:cs="Consolas" w:eastAsia="Consolas" w:hAnsi="Consolas"/>
+                <w:color w:val="1B2733"/>
+                <w:sz w:val="17"/>
+                <w:szCs w:val="17"/>
+              </w:rPr>
+              <w:t xml:space="preserve">recursos.</w:t>
+            </w:r>
+          </w:p>
+          <w:p>
+            <w:pPr>
+              <w:spacing w:after="55" w:line="255"/>
+            </w:pPr>
+            <w:r>
+              <w:rPr>
+                <w:rFonts w:ascii="Consolas" w:cs="Consolas" w:eastAsia="Consolas" w:hAnsi="Consolas"/>
+                <w:color w:val="1B2733"/>
+                <w:sz w:val="17"/>
+                <w:szCs w:val="17"/>
+              </w:rPr>
+              <w:t xml:space="preserve"> </w:t>
+            </w:r>
+          </w:p>
+          <w:p>
+            <w:pPr>
+              <w:spacing w:after="55" w:line="255"/>
+            </w:pPr>
+            <w:r>
+              <w:rPr>
+                <w:rFonts w:ascii="Consolas" w:cs="Consolas" w:eastAsia="Consolas" w:hAnsi="Consolas"/>
+                <w:color w:val="1B2733"/>
+                <w:sz w:val="17"/>
+                <w:szCs w:val="17"/>
+              </w:rPr>
+              <w:t xml:space="preserve">REGLA QUE MANDA SOBRE LAS DEMÁS</w:t>
+            </w:r>
+          </w:p>
+          <w:p>
+            <w:pPr>
+              <w:spacing w:after="55" w:line="255"/>
+            </w:pPr>
+            <w:r>
+              <w:rPr>
+                <w:rFonts w:ascii="Consolas" w:cs="Consolas" w:eastAsia="Consolas" w:hAnsi="Consolas"/>
+                <w:color w:val="1B2733"/>
+                <w:sz w:val="17"/>
+                <w:szCs w:val="17"/>
+              </w:rPr>
+              <w:t xml:space="preserve">El contenido que te pegué ya está revisado y aprobado. Tu trabajo</w:t>
+            </w:r>
+          </w:p>
+          <w:p>
+            <w:pPr>
+              <w:spacing w:after="55" w:line="255"/>
+            </w:pPr>
+            <w:r>
+              <w:rPr>
+                <w:rFonts w:ascii="Consolas" w:cs="Consolas" w:eastAsia="Consolas" w:hAnsi="Consolas"/>
+                <w:color w:val="1B2733"/>
+                <w:sz w:val="17"/>
+                <w:szCs w:val="17"/>
+              </w:rPr>
+              <w:t xml:space="preserve">es darle formato e integrar los recursos, NO reescribirlo. No</w:t>
+            </w:r>
+          </w:p>
+          <w:p>
+            <w:pPr>
+              <w:spacing w:after="55" w:line="255"/>
+            </w:pPr>
+            <w:r>
+              <w:rPr>
+                <w:rFonts w:ascii="Consolas" w:cs="Consolas" w:eastAsia="Consolas" w:hAnsi="Consolas"/>
+                <w:color w:val="1B2733"/>
+                <w:sz w:val="17"/>
+                <w:szCs w:val="17"/>
+              </w:rPr>
+              <w:t xml:space="preserve">cambies datos ni agregues cifras, artículos, fechas o ejemplos que</w:t>
+            </w:r>
+          </w:p>
+          <w:p>
+            <w:pPr>
+              <w:spacing w:after="55" w:line="255"/>
+            </w:pPr>
+            <w:r>
+              <w:rPr>
+                <w:rFonts w:ascii="Consolas" w:cs="Consolas" w:eastAsia="Consolas" w:hAnsi="Consolas"/>
+                <w:color w:val="1B2733"/>
+                <w:sz w:val="17"/>
+                <w:szCs w:val="17"/>
+              </w:rPr>
+              <w:t xml:space="preserve">no estén ya en el texto. Si algo te parece incompleto, respétalo</w:t>
+            </w:r>
+          </w:p>
+          <w:p>
+            <w:pPr>
+              <w:spacing w:after="55" w:line="255"/>
+            </w:pPr>
+            <w:r>
+              <w:rPr>
+                <w:rFonts w:ascii="Consolas" w:cs="Consolas" w:eastAsia="Consolas" w:hAnsi="Consolas"/>
+                <w:color w:val="1B2733"/>
+                <w:sz w:val="17"/>
+                <w:szCs w:val="17"/>
+              </w:rPr>
+              <w:t xml:space="preserve">igual y anótamelo al final, fuera del HTML.</w:t>
+            </w:r>
+          </w:p>
+          <w:p>
+            <w:pPr>
+              <w:spacing w:after="55" w:line="255"/>
+            </w:pPr>
+            <w:r>
+              <w:rPr>
+                <w:rFonts w:ascii="Consolas" w:cs="Consolas" w:eastAsia="Consolas" w:hAnsi="Consolas"/>
+                <w:color w:val="1B2733"/>
+                <w:sz w:val="17"/>
+                <w:szCs w:val="17"/>
+              </w:rPr>
+              <w:t xml:space="preserve"> </w:t>
+            </w:r>
+          </w:p>
+          <w:p>
+            <w:pPr>
+              <w:spacing w:after="55" w:line="255"/>
+            </w:pPr>
+            <w:r>
+              <w:rPr>
+                <w:rFonts w:ascii="Consolas" w:cs="Consolas" w:eastAsia="Consolas" w:hAnsi="Consolas"/>
+                <w:color w:val="1B2733"/>
+                <w:sz w:val="17"/>
+                <w:szCs w:val="17"/>
+              </w:rPr>
+              <w:t xml:space="preserve">CONVERSIÓN DE ENLACES - hazlo exactamente así</w:t>
+            </w:r>
+          </w:p>
+          <w:p>
+            <w:pPr>
+              <w:spacing w:after="55" w:line="255"/>
+            </w:pPr>
+            <w:r>
+              <w:rPr>
+                <w:rFonts w:ascii="Consolas" w:cs="Consolas" w:eastAsia="Consolas" w:hAnsi="Consolas"/>
+                <w:color w:val="1B2733"/>
+                <w:sz w:val="17"/>
+                <w:szCs w:val="17"/>
+              </w:rPr>
+              <w:t xml:space="preserve">Los enlaces que pego son de compartir, no de insertar. Conviértelos:</w:t>
+            </w:r>
+          </w:p>
+          <w:p>
+            <w:pPr>
+              <w:spacing w:after="55" w:line="255"/>
+            </w:pPr>
+            <w:r>
+              <w:rPr>
+                <w:rFonts w:ascii="Consolas" w:cs="Consolas" w:eastAsia="Consolas" w:hAnsi="Consolas"/>
+                <w:color w:val="1B2733"/>
+                <w:sz w:val="17"/>
+                <w:szCs w:val="17"/>
+              </w:rPr>
+              <w:t xml:space="preserve"> </w:t>
+            </w:r>
+          </w:p>
+          <w:p>
+            <w:pPr>
+              <w:spacing w:after="55" w:line="255"/>
+            </w:pPr>
+            <w:r>
+              <w:rPr>
+                <w:rFonts w:ascii="Consolas" w:cs="Consolas" w:eastAsia="Consolas" w:hAnsi="Consolas"/>
+                <w:color w:val="1B2733"/>
+                <w:sz w:val="17"/>
+                <w:szCs w:val="17"/>
+              </w:rPr>
+              <w:t xml:space="preserve">  YouTube</w:t>
+            </w:r>
+          </w:p>
+          <w:p>
+            <w:pPr>
+              <w:spacing w:after="55" w:line="255"/>
+            </w:pPr>
+            <w:r>
+              <w:rPr>
+                <w:rFonts w:ascii="Consolas" w:cs="Consolas" w:eastAsia="Consolas" w:hAnsi="Consolas"/>
+                <w:color w:val="1B2733"/>
+                <w:sz w:val="17"/>
+                <w:szCs w:val="17"/>
+              </w:rPr>
+              <w:t xml:space="preserve">   youtube.com/watch?v=ABC123 -&gt; youtube.com/embed/ABC123</w:t>
+            </w:r>
+          </w:p>
+          <w:p>
+            <w:pPr>
+              <w:spacing w:after="55" w:line="255"/>
+            </w:pPr>
+            <w:r>
+              <w:rPr>
+                <w:rFonts w:ascii="Consolas" w:cs="Consolas" w:eastAsia="Consolas" w:hAnsi="Consolas"/>
+                <w:color w:val="1B2733"/>
+                <w:sz w:val="17"/>
+                <w:szCs w:val="17"/>
+              </w:rPr>
+              <w:t xml:space="preserve">   youtu.be/ABC123            -&gt; youtube.com/embed/ABC123</w:t>
+            </w:r>
+          </w:p>
+          <w:p>
+            <w:pPr>
+              <w:spacing w:after="55" w:line="255"/>
+            </w:pPr>
+            <w:r>
+              <w:rPr>
+                <w:rFonts w:ascii="Consolas" w:cs="Consolas" w:eastAsia="Consolas" w:hAnsi="Consolas"/>
+                <w:color w:val="1B2733"/>
+                <w:sz w:val="17"/>
+                <w:szCs w:val="17"/>
+              </w:rPr>
+              <w:t xml:space="preserve">   youtube.com/live/ABC123    -&gt; youtube.com/embed/ABC123</w:t>
+            </w:r>
+          </w:p>
+          <w:p>
+            <w:pPr>
+              <w:spacing w:after="55" w:line="255"/>
+            </w:pPr>
+            <w:r>
+              <w:rPr>
+                <w:rFonts w:ascii="Consolas" w:cs="Consolas" w:eastAsia="Consolas" w:hAnsi="Consolas"/>
+                <w:color w:val="1B2733"/>
+                <w:sz w:val="17"/>
+                <w:szCs w:val="17"/>
+              </w:rPr>
+              <w:t xml:space="preserve">   Descarta lo que siga al identificador: ?si= &amp;t= &amp;list= &amp;pp=</w:t>
+            </w:r>
+          </w:p>
+          <w:p>
+            <w:pPr>
+              <w:spacing w:after="55" w:line="255"/>
+            </w:pPr>
+            <w:r>
+              <w:rPr>
+                <w:rFonts w:ascii="Consolas" w:cs="Consolas" w:eastAsia="Consolas" w:hAnsi="Consolas"/>
+                <w:color w:val="1B2733"/>
+                <w:sz w:val="17"/>
+                <w:szCs w:val="17"/>
+              </w:rPr>
+              <w:t xml:space="preserve"> </w:t>
+            </w:r>
+          </w:p>
+          <w:p>
+            <w:pPr>
+              <w:spacing w:after="55" w:line="255"/>
+            </w:pPr>
+            <w:r>
+              <w:rPr>
+                <w:rFonts w:ascii="Consolas" w:cs="Consolas" w:eastAsia="Consolas" w:hAnsi="Consolas"/>
+                <w:color w:val="1B2733"/>
+                <w:sz w:val="17"/>
+                <w:szCs w:val="17"/>
+              </w:rPr>
+              <w:t xml:space="preserve">  Spotify</w:t>
+            </w:r>
+          </w:p>
+          <w:p>
+            <w:pPr>
+              <w:spacing w:after="55" w:line="255"/>
+            </w:pPr>
+            <w:r>
+              <w:rPr>
+                <w:rFonts w:ascii="Consolas" w:cs="Consolas" w:eastAsia="Consolas" w:hAnsi="Consolas"/>
+                <w:color w:val="1B2733"/>
+                <w:sz w:val="17"/>
+                <w:szCs w:val="17"/>
+              </w:rPr>
+              <w:t xml:space="preserve">   open.spotify.com/episode/XYZ789?si=a1b2</w:t>
+            </w:r>
+          </w:p>
+          <w:p>
+            <w:pPr>
+              <w:spacing w:after="55" w:line="255"/>
+            </w:pPr>
+            <w:r>
+              <w:rPr>
+                <w:rFonts w:ascii="Consolas" w:cs="Consolas" w:eastAsia="Consolas" w:hAnsi="Consolas"/>
+                <w:color w:val="1B2733"/>
+                <w:sz w:val="17"/>
+                <w:szCs w:val="17"/>
+              </w:rPr>
+              <w:t xml:space="preserve">     -&gt; open.spotify.com/embed/episode/XYZ789</w:t>
+            </w:r>
+          </w:p>
+          <w:p>
+            <w:pPr>
+              <w:spacing w:after="55" w:line="255"/>
+            </w:pPr>
+            <w:r>
+              <w:rPr>
+                <w:rFonts w:ascii="Consolas" w:cs="Consolas" w:eastAsia="Consolas" w:hAnsi="Consolas"/>
+                <w:color w:val="1B2733"/>
+                <w:sz w:val="17"/>
+                <w:szCs w:val="17"/>
+              </w:rPr>
+              <w:t xml:space="preserve">   La palabra embed va entre .com y episode. Descarta el ?si=</w:t>
+            </w:r>
+          </w:p>
+          <w:p>
+            <w:pPr>
+              <w:spacing w:after="55" w:line="255"/>
+            </w:pPr>
+            <w:r>
+              <w:rPr>
+                <w:rFonts w:ascii="Consolas" w:cs="Consolas" w:eastAsia="Consolas" w:hAnsi="Consolas"/>
+                <w:color w:val="1B2733"/>
+                <w:sz w:val="17"/>
+                <w:szCs w:val="17"/>
+              </w:rPr>
+              <w:t xml:space="preserve"> </w:t>
+            </w:r>
+          </w:p>
+          <w:p>
+            <w:pPr>
+              <w:spacing w:after="55" w:line="255"/>
+            </w:pPr>
+            <w:r>
+              <w:rPr>
+                <w:rFonts w:ascii="Consolas" w:cs="Consolas" w:eastAsia="Consolas" w:hAnsi="Consolas"/>
+                <w:color w:val="1B2733"/>
+                <w:sz w:val="17"/>
+                <w:szCs w:val="17"/>
+              </w:rPr>
+              <w:t xml:space="preserve">Si dejas la dirección de compartir dentro del iframe, el alumno ve</w:t>
+            </w:r>
+          </w:p>
+          <w:p>
+            <w:pPr>
+              <w:spacing w:after="55" w:line="255"/>
+            </w:pPr>
+            <w:r>
+              <w:rPr>
+                <w:rFonts w:ascii="Consolas" w:cs="Consolas" w:eastAsia="Consolas" w:hAnsi="Consolas"/>
+                <w:color w:val="1B2733"/>
+                <w:sz w:val="17"/>
+                <w:szCs w:val="17"/>
+              </w:rPr>
+              <w:t xml:space="preserve">un recuadro vacío. Es el error más frecuente de este paso;</w:t>
+            </w:r>
+          </w:p>
+          <w:p>
+            <w:pPr>
+              <w:spacing w:after="55" w:line="255"/>
+            </w:pPr>
+            <w:r>
+              <w:rPr>
+                <w:rFonts w:ascii="Consolas" w:cs="Consolas" w:eastAsia="Consolas" w:hAnsi="Consolas"/>
+                <w:color w:val="1B2733"/>
+                <w:sz w:val="17"/>
+                <w:szCs w:val="17"/>
+              </w:rPr>
+              <w:t xml:space="preserve">revísalo antes de entregarme el resultado.</w:t>
+            </w:r>
+          </w:p>
+          <w:p>
+            <w:pPr>
+              <w:spacing w:after="55" w:line="255"/>
+            </w:pPr>
+            <w:r>
+              <w:rPr>
+                <w:rFonts w:ascii="Consolas" w:cs="Consolas" w:eastAsia="Consolas" w:hAnsi="Consolas"/>
+                <w:color w:val="1B2733"/>
+                <w:sz w:val="17"/>
+                <w:szCs w:val="17"/>
+              </w:rPr>
+              <w:t xml:space="preserve"> </w:t>
+            </w:r>
+          </w:p>
+          <w:p>
+            <w:pPr>
+              <w:spacing w:after="55" w:line="255"/>
+            </w:pPr>
+            <w:r>
+              <w:rPr>
+                <w:rFonts w:ascii="Consolas" w:cs="Consolas" w:eastAsia="Consolas" w:hAnsi="Consolas"/>
+                <w:color w:val="1B2733"/>
+                <w:sz w:val="17"/>
+                <w:szCs w:val="17"/>
+              </w:rPr>
+              <w:t xml:space="preserve">Si escribí "no tengo" en algún recurso, omite ese bloque completo.</w:t>
+            </w:r>
+          </w:p>
+          <w:p>
+            <w:pPr>
+              <w:spacing w:after="55" w:line="255"/>
+            </w:pPr>
+            <w:r>
+              <w:rPr>
+                <w:rFonts w:ascii="Consolas" w:cs="Consolas" w:eastAsia="Consolas" w:hAnsi="Consolas"/>
+                <w:color w:val="1B2733"/>
+                <w:sz w:val="17"/>
+                <w:szCs w:val="17"/>
+              </w:rPr>
+              <w:t xml:space="preserve">No dejes espacios reservados ni avisos de que falta algo.</w:t>
+            </w:r>
+          </w:p>
+          <w:p>
+            <w:pPr>
+              <w:spacing w:after="55" w:line="255"/>
+            </w:pPr>
+            <w:r>
+              <w:rPr>
+                <w:rFonts w:ascii="Consolas" w:cs="Consolas" w:eastAsia="Consolas" w:hAnsi="Consolas"/>
+                <w:color w:val="1B2733"/>
+                <w:sz w:val="17"/>
+                <w:szCs w:val="17"/>
+              </w:rPr>
+              <w:t xml:space="preserve"> </w:t>
+            </w:r>
+          </w:p>
+          <w:p>
+            <w:pPr>
+              <w:spacing w:after="55" w:line="255"/>
+            </w:pPr>
+            <w:r>
+              <w:rPr>
+                <w:rFonts w:ascii="Consolas" w:cs="Consolas" w:eastAsia="Consolas" w:hAnsi="Consolas"/>
+                <w:color w:val="1B2733"/>
+                <w:sz w:val="17"/>
+                <w:szCs w:val="17"/>
+              </w:rPr>
+              <w:t xml:space="preserve">ESTRUCTURA DE LA PÁGINA, EN ESTE ORDEN</w:t>
+            </w:r>
+          </w:p>
+          <w:p>
+            <w:pPr>
+              <w:spacing w:after="55" w:line="255"/>
+            </w:pPr>
+            <w:r>
+              <w:rPr>
+                <w:rFonts w:ascii="Consolas" w:cs="Consolas" w:eastAsia="Consolas" w:hAnsi="Consolas"/>
+                <w:color w:val="1B2733"/>
+                <w:sz w:val="17"/>
+                <w:szCs w:val="17"/>
+              </w:rPr>
+              <w:t xml:space="preserve">1. Encabezado con número y título del tema, y una línea de qué trata.</w:t>
+            </w:r>
+          </w:p>
+          <w:p>
+            <w:pPr>
+              <w:spacing w:after="55" w:line="255"/>
+            </w:pPr>
+            <w:r>
+              <w:rPr>
+                <w:rFonts w:ascii="Consolas" w:cs="Consolas" w:eastAsia="Consolas" w:hAnsi="Consolas"/>
+                <w:color w:val="1B2733"/>
+                <w:sz w:val="17"/>
+                <w:szCs w:val="17"/>
+              </w:rPr>
+              <w:t xml:space="preserve">2. Introducción breve y, enseguida, el dato que más conviene que se</w:t>
+            </w:r>
+          </w:p>
+          <w:p>
+            <w:pPr>
+              <w:spacing w:after="55" w:line="255"/>
+            </w:pPr>
+            <w:r>
+              <w:rPr>
+                <w:rFonts w:ascii="Consolas" w:cs="Consolas" w:eastAsia="Consolas" w:hAnsi="Consolas"/>
+                <w:color w:val="1B2733"/>
+                <w:sz w:val="17"/>
+                <w:szCs w:val="17"/>
+              </w:rPr>
+              <w:t xml:space="preserve">   le quede grabado al alumno, destacado en un recuadro.</w:t>
+            </w:r>
+          </w:p>
+          <w:p>
+            <w:pPr>
+              <w:spacing w:after="55" w:line="255"/>
+            </w:pPr>
+            <w:r>
+              <w:rPr>
+                <w:rFonts w:ascii="Consolas" w:cs="Consolas" w:eastAsia="Consolas" w:hAnsi="Consolas"/>
+                <w:color w:val="1B2733"/>
+                <w:sz w:val="17"/>
+                <w:szCs w:val="17"/>
+              </w:rPr>
+              <w:t xml:space="preserve">3. Bloque de recursos multimedia, ANTES del contenido, no al final.</w:t>
+            </w:r>
+          </w:p>
+          <w:p>
+            <w:pPr>
+              <w:spacing w:after="55" w:line="255"/>
+            </w:pPr>
+            <w:r>
+              <w:rPr>
+                <w:rFonts w:ascii="Consolas" w:cs="Consolas" w:eastAsia="Consolas" w:hAnsi="Consolas"/>
+                <w:color w:val="1B2733"/>
+                <w:sz w:val="17"/>
+                <w:szCs w:val="17"/>
+              </w:rPr>
+              <w:t xml:space="preserve">   Va el video, luego el pódcast, y cierra con una línea que sugiera</w:t>
+            </w:r>
+          </w:p>
+          <w:p>
+            <w:pPr>
+              <w:spacing w:after="55" w:line="255"/>
+            </w:pPr>
+            <w:r>
+              <w:rPr>
+                <w:rFonts w:ascii="Consolas" w:cs="Consolas" w:eastAsia="Consolas" w:hAnsi="Consolas"/>
+                <w:color w:val="1B2733"/>
+                <w:sz w:val="17"/>
+                <w:szCs w:val="17"/>
+              </w:rPr>
+              <w:t xml:space="preserve">   el orden de estudio: leer, ver, escuchar como repaso. A cada uno</w:t>
+            </w:r>
+          </w:p>
+          <w:p>
+            <w:pPr>
+              <w:spacing w:after="55" w:line="255"/>
+            </w:pPr>
+            <w:r>
+              <w:rPr>
+                <w:rFonts w:ascii="Consolas" w:cs="Consolas" w:eastAsia="Consolas" w:hAnsi="Consolas"/>
+                <w:color w:val="1B2733"/>
+                <w:sz w:val="17"/>
+                <w:szCs w:val="17"/>
+              </w:rPr>
+              <w:t xml:space="preserve">   ponle su etiqueta (VIDEO o PÓDCAST), su título y su descripción</w:t>
+            </w:r>
+          </w:p>
+          <w:p>
+            <w:pPr>
+              <w:spacing w:after="55" w:line="255"/>
+            </w:pPr>
+            <w:r>
+              <w:rPr>
+                <w:rFonts w:ascii="Consolas" w:cs="Consolas" w:eastAsia="Consolas" w:hAnsi="Consolas"/>
+                <w:color w:val="1B2733"/>
+                <w:sz w:val="17"/>
+                <w:szCs w:val="17"/>
+              </w:rPr>
+              <w:t xml:space="preserve">   de una línea, para que el alumno sepa qué va a consumir antes de</w:t>
+            </w:r>
+          </w:p>
+          <w:p>
+            <w:pPr>
+              <w:spacing w:after="55" w:line="255"/>
+            </w:pPr>
+            <w:r>
+              <w:rPr>
+                <w:rFonts w:ascii="Consolas" w:cs="Consolas" w:eastAsia="Consolas" w:hAnsi="Consolas"/>
+                <w:color w:val="1B2733"/>
+                <w:sz w:val="17"/>
+                <w:szCs w:val="17"/>
+              </w:rPr>
+              <w:t xml:space="preserve">   darle reproducir.</w:t>
+            </w:r>
+          </w:p>
+          <w:p>
+            <w:pPr>
+              <w:spacing w:after="55" w:line="255"/>
+            </w:pPr>
+            <w:r>
+              <w:rPr>
+                <w:rFonts w:ascii="Consolas" w:cs="Consolas" w:eastAsia="Consolas" w:hAnsi="Consolas"/>
+                <w:color w:val="1B2733"/>
+                <w:sz w:val="17"/>
+                <w:szCs w:val="17"/>
+              </w:rPr>
+              <w:t xml:space="preserve">4. El contenido del tema, respetando sus secciones y su orden.</w:t>
+            </w:r>
+          </w:p>
+          <w:p>
+            <w:pPr>
+              <w:spacing w:after="55" w:line="255"/>
+            </w:pPr>
+            <w:r>
+              <w:rPr>
+                <w:rFonts w:ascii="Consolas" w:cs="Consolas" w:eastAsia="Consolas" w:hAnsi="Consolas"/>
+                <w:color w:val="1B2733"/>
+                <w:sz w:val="17"/>
+                <w:szCs w:val="17"/>
+              </w:rPr>
+              <w:t xml:space="preserve">5. Puntos clave para recordar, al cierre.</w:t>
+            </w:r>
+          </w:p>
+          <w:p>
+            <w:pPr>
+              <w:spacing w:after="55" w:line="255"/>
+            </w:pPr>
+            <w:r>
+              <w:rPr>
+                <w:rFonts w:ascii="Consolas" w:cs="Consolas" w:eastAsia="Consolas" w:hAnsi="Consolas"/>
+                <w:color w:val="1B2733"/>
+                <w:sz w:val="17"/>
+                <w:szCs w:val="17"/>
+              </w:rPr>
+              <w:t xml:space="preserve">6. Pie con el tema concluido y el anuncio del siguiente.</w:t>
+            </w:r>
+          </w:p>
+          <w:p>
+            <w:pPr>
+              <w:spacing w:after="55" w:line="255"/>
+            </w:pPr>
+            <w:r>
+              <w:rPr>
+                <w:rFonts w:ascii="Consolas" w:cs="Consolas" w:eastAsia="Consolas" w:hAnsi="Consolas"/>
+                <w:color w:val="1B2733"/>
+                <w:sz w:val="17"/>
+                <w:szCs w:val="17"/>
+              </w:rPr>
+              <w:t xml:space="preserve"> </w:t>
+            </w:r>
+          </w:p>
+          <w:p>
+            <w:pPr>
+              <w:spacing w:after="55" w:line="255"/>
+            </w:pPr>
+            <w:r>
+              <w:rPr>
+                <w:rFonts w:ascii="Consolas" w:cs="Consolas" w:eastAsia="Consolas" w:hAnsi="Consolas"/>
+                <w:color w:val="1B2733"/>
+                <w:sz w:val="17"/>
+                <w:szCs w:val="17"/>
+              </w:rPr>
+              <w:t xml:space="preserve">REGLAS DE FORMATO</w:t>
+            </w:r>
+          </w:p>
+          <w:p>
+            <w:pPr>
+              <w:spacing w:after="55" w:line="255"/>
+            </w:pPr>
+            <w:r>
+              <w:rPr>
+                <w:rFonts w:ascii="Consolas" w:cs="Consolas" w:eastAsia="Consolas" w:hAnsi="Consolas"/>
+                <w:color w:val="1B2733"/>
+                <w:sz w:val="17"/>
+                <w:szCs w:val="17"/>
+              </w:rPr>
+              <w:t xml:space="preserve">- HTML en un solo bloque, sin html, head ni body.</w:t>
+            </w:r>
+          </w:p>
+          <w:p>
+            <w:pPr>
+              <w:spacing w:after="55" w:line="255"/>
+            </w:pPr>
+            <w:r>
+              <w:rPr>
+                <w:rFonts w:ascii="Consolas" w:cs="Consolas" w:eastAsia="Consolas" w:hAnsi="Consolas"/>
+                <w:color w:val="1B2733"/>
+                <w:sz w:val="17"/>
+                <w:szCs w:val="17"/>
+              </w:rPr>
+              <w:t xml:space="preserve">- Todo el estilo en línea, con el atributo style. Moodle no carga</w:t>
+            </w:r>
+          </w:p>
+          <w:p>
+            <w:pPr>
+              <w:spacing w:after="55" w:line="255"/>
+            </w:pPr>
+            <w:r>
+              <w:rPr>
+                <w:rFonts w:ascii="Consolas" w:cs="Consolas" w:eastAsia="Consolas" w:hAnsi="Consolas"/>
+                <w:color w:val="1B2733"/>
+                <w:sz w:val="17"/>
+                <w:szCs w:val="17"/>
+              </w:rPr>
+              <w:t xml:space="preserve">  hojas de estilo externas.</w:t>
+            </w:r>
+          </w:p>
+          <w:p>
+            <w:pPr>
+              <w:spacing w:after="55" w:line="255"/>
+            </w:pPr>
+            <w:r>
+              <w:rPr>
+                <w:rFonts w:ascii="Consolas" w:cs="Consolas" w:eastAsia="Consolas" w:hAnsi="Consolas"/>
+                <w:color w:val="1B2733"/>
+                <w:sz w:val="17"/>
+                <w:szCs w:val="17"/>
+              </w:rPr>
+              <w:t xml:space="preserve">- Contenedor con max-width de 900px, centrado.</w:t>
+            </w:r>
+          </w:p>
+          <w:p>
+            <w:pPr>
+              <w:spacing w:after="55" w:line="255"/>
+            </w:pPr>
+            <w:r>
+              <w:rPr>
+                <w:rFonts w:ascii="Consolas" w:cs="Consolas" w:eastAsia="Consolas" w:hAnsi="Consolas"/>
+                <w:color w:val="1B2733"/>
+                <w:sz w:val="17"/>
+                <w:szCs w:val="17"/>
+              </w:rPr>
+              <w:t xml:space="preserve">- Colores institucionales, con significado constante:</w:t>
+            </w:r>
+          </w:p>
+          <w:p>
+            <w:pPr>
+              <w:spacing w:after="55" w:line="255"/>
+            </w:pPr>
+            <w:r>
+              <w:rPr>
+                <w:rFonts w:ascii="Consolas" w:cs="Consolas" w:eastAsia="Consolas" w:hAnsi="Consolas"/>
+                <w:color w:val="1B2733"/>
+                <w:sz w:val="17"/>
+                <w:szCs w:val="17"/>
+              </w:rPr>
+              <w:t xml:space="preserve">   #1B365D azul oscuro  encabezado y pie</w:t>
+            </w:r>
+          </w:p>
+          <w:p>
+            <w:pPr>
+              <w:spacing w:after="55" w:line="255"/>
+            </w:pPr>
+            <w:r>
+              <w:rPr>
+                <w:rFonts w:ascii="Consolas" w:cs="Consolas" w:eastAsia="Consolas" w:hAnsi="Consolas"/>
+                <w:color w:val="1B2733"/>
+                <w:sz w:val="17"/>
+                <w:szCs w:val="17"/>
+              </w:rPr>
+              <w:t xml:space="preserve">   #2E5A9C azul medio   títulos de sección</w:t>
+            </w:r>
+          </w:p>
+          <w:p>
+            <w:pPr>
+              <w:spacing w:after="55" w:line="255"/>
+            </w:pPr>
+            <w:r>
+              <w:rPr>
+                <w:rFonts w:ascii="Consolas" w:cs="Consolas" w:eastAsia="Consolas" w:hAnsi="Consolas"/>
+                <w:color w:val="1B2733"/>
+                <w:sz w:val="17"/>
+                <w:szCs w:val="17"/>
+              </w:rPr>
+              <w:t xml:space="preserve">   #C9A227 dorado       lo que hay que destacar</w:t>
+            </w:r>
+          </w:p>
+          <w:p>
+            <w:pPr>
+              <w:spacing w:after="55" w:line="255"/>
+            </w:pPr>
+            <w:r>
+              <w:rPr>
+                <w:rFonts w:ascii="Consolas" w:cs="Consolas" w:eastAsia="Consolas" w:hAnsi="Consolas"/>
+                <w:color w:val="1B2733"/>
+                <w:sz w:val="17"/>
+                <w:szCs w:val="17"/>
+              </w:rPr>
+              <w:t xml:space="preserve">   #E8EEF7 azul claro   definiciones y marcos de referencia</w:t>
+            </w:r>
+          </w:p>
+          <w:p>
+            <w:pPr>
+              <w:spacing w:after="55" w:line="255"/>
+            </w:pPr>
+            <w:r>
+              <w:rPr>
+                <w:rFonts w:ascii="Consolas" w:cs="Consolas" w:eastAsia="Consolas" w:hAnsi="Consolas"/>
+                <w:color w:val="1B2733"/>
+                <w:sz w:val="17"/>
+                <w:szCs w:val="17"/>
+              </w:rPr>
+              <w:t xml:space="preserve">   #f9f9f9 gris         ejemplos</w:t>
+            </w:r>
+          </w:p>
+          <w:p>
+            <w:pPr>
+              <w:spacing w:after="55" w:line="255"/>
+            </w:pPr>
+            <w:r>
+              <w:rPr>
+                <w:rFonts w:ascii="Consolas" w:cs="Consolas" w:eastAsia="Consolas" w:hAnsi="Consolas"/>
+                <w:color w:val="1B2733"/>
+                <w:sz w:val="17"/>
+                <w:szCs w:val="17"/>
+              </w:rPr>
+              <w:t xml:space="preserve">- El video va en un contenedor con position relative y</w:t>
+            </w:r>
+          </w:p>
+          <w:p>
+            <w:pPr>
+              <w:spacing w:after="55" w:line="255"/>
+            </w:pPr>
+            <w:r>
+              <w:rPr>
+                <w:rFonts w:ascii="Consolas" w:cs="Consolas" w:eastAsia="Consolas" w:hAnsi="Consolas"/>
+                <w:color w:val="1B2733"/>
+                <w:sz w:val="17"/>
+                <w:szCs w:val="17"/>
+              </w:rPr>
+              <w:t xml:space="preserve">  padding-bottom de 56.25%, y el iframe en position absolute al</w:t>
+            </w:r>
+          </w:p>
+          <w:p>
+            <w:pPr>
+              <w:spacing w:after="55" w:line="255"/>
+            </w:pPr>
+            <w:r>
+              <w:rPr>
+                <w:rFonts w:ascii="Consolas" w:cs="Consolas" w:eastAsia="Consolas" w:hAnsi="Consolas"/>
+                <w:color w:val="1B2733"/>
+                <w:sz w:val="17"/>
+                <w:szCs w:val="17"/>
+              </w:rPr>
+              <w:t xml:space="preserve">  100%. Así se ajusta solo en el celular.</w:t>
+            </w:r>
+          </w:p>
+          <w:p>
+            <w:pPr>
+              <w:spacing w:after="55" w:line="255"/>
+            </w:pPr>
+            <w:r>
+              <w:rPr>
+                <w:rFonts w:ascii="Consolas" w:cs="Consolas" w:eastAsia="Consolas" w:hAnsi="Consolas"/>
+                <w:color w:val="1B2733"/>
+                <w:sz w:val="17"/>
+                <w:szCs w:val="17"/>
+              </w:rPr>
+              <w:t xml:space="preserve">- El pódcast lleva altura fija de 352px y ancho de 100%.</w:t>
+            </w:r>
+          </w:p>
+          <w:p>
+            <w:pPr>
+              <w:spacing w:after="55" w:line="255"/>
+            </w:pPr>
+            <w:r>
+              <w:rPr>
+                <w:rFonts w:ascii="Consolas" w:cs="Consolas" w:eastAsia="Consolas" w:hAnsi="Consolas"/>
+                <w:color w:val="1B2733"/>
+                <w:sz w:val="17"/>
+                <w:szCs w:val="17"/>
+              </w:rPr>
+              <w:t xml:space="preserve">- Cada iframe lleva un title que diga qué contiene.</w:t>
+            </w:r>
+          </w:p>
+          <w:p>
+            <w:pPr>
+              <w:spacing w:after="55" w:line="255"/>
+            </w:pPr>
+            <w:r>
+              <w:rPr>
+                <w:rFonts w:ascii="Consolas" w:cs="Consolas" w:eastAsia="Consolas" w:hAnsi="Consolas"/>
+                <w:color w:val="1B2733"/>
+                <w:sz w:val="17"/>
+                <w:szCs w:val="17"/>
+              </w:rPr>
+              <w:t xml:space="preserve">- Cada tabla va envuelta en un div con overflow-x auto, con caption</w:t>
+            </w:r>
+          </w:p>
+          <w:p>
+            <w:pPr>
+              <w:spacing w:after="55" w:line="255"/>
+            </w:pPr>
+            <w:r>
+              <w:rPr>
+                <w:rFonts w:ascii="Consolas" w:cs="Consolas" w:eastAsia="Consolas" w:hAnsi="Consolas"/>
+                <w:color w:val="1B2733"/>
+                <w:sz w:val="17"/>
+                <w:szCs w:val="17"/>
+              </w:rPr>
+              <w:t xml:space="preserve">  y scope="col" en los encabezados. Si no, se desborda en celular.</w:t>
+            </w:r>
+          </w:p>
+          <w:p>
+            <w:pPr>
+              <w:spacing w:after="55" w:line="255"/>
+            </w:pPr>
+            <w:r>
+              <w:rPr>
+                <w:rFonts w:ascii="Consolas" w:cs="Consolas" w:eastAsia="Consolas" w:hAnsi="Consolas"/>
+                <w:color w:val="1B2733"/>
+                <w:sz w:val="17"/>
+                <w:szCs w:val="17"/>
+              </w:rPr>
+              <w:t xml:space="preserve">- Puedes usar iconos, pero que ningún dato dependa solo del icono:</w:t>
+            </w:r>
+          </w:p>
+          <w:p>
+            <w:pPr>
+              <w:spacing w:after="55" w:line="255"/>
+            </w:pPr>
+            <w:r>
+              <w:rPr>
+                <w:rFonts w:ascii="Consolas" w:cs="Consolas" w:eastAsia="Consolas" w:hAnsi="Consolas"/>
+                <w:color w:val="1B2733"/>
+                <w:sz w:val="17"/>
+                <w:szCs w:val="17"/>
+              </w:rPr>
+              <w:t xml:space="preserve">  si no cargan, la página debe entenderse completa.</w:t>
+            </w:r>
+          </w:p>
+          <w:p>
+            <w:pPr>
+              <w:spacing w:after="55" w:line="255"/>
+            </w:pPr>
+            <w:r>
+              <w:rPr>
+                <w:rFonts w:ascii="Consolas" w:cs="Consolas" w:eastAsia="Consolas" w:hAnsi="Consolas"/>
+                <w:color w:val="1B2733"/>
+                <w:sz w:val="17"/>
+                <w:szCs w:val="17"/>
+              </w:rPr>
+              <w:t xml:space="preserve"> </w:t>
+            </w:r>
+          </w:p>
+          <w:p>
+            <w:pPr>
+              <w:spacing w:after="55" w:line="255"/>
+            </w:pPr>
+            <w:r>
+              <w:rPr>
+                <w:rFonts w:ascii="Consolas" w:cs="Consolas" w:eastAsia="Consolas" w:hAnsi="Consolas"/>
+                <w:color w:val="1B2733"/>
+                <w:sz w:val="17"/>
+                <w:szCs w:val="17"/>
+              </w:rPr>
+              <w:t xml:space="preserve">IMÁGENES</w:t>
+            </w:r>
+          </w:p>
+          <w:p>
+            <w:pPr>
+              <w:spacing w:after="55" w:line="255"/>
+            </w:pPr>
+            <w:r>
+              <w:rPr>
+                <w:rFonts w:ascii="Consolas" w:cs="Consolas" w:eastAsia="Consolas" w:hAnsi="Consolas"/>
+                <w:color w:val="1B2733"/>
+                <w:sz w:val="17"/>
+                <w:szCs w:val="17"/>
+              </w:rPr>
+              <w:t xml:space="preserve">No insertes imágenes ni inventes direcciones de imagen. Si el tema</w:t>
+            </w:r>
+          </w:p>
+          <w:p>
+            <w:pPr>
+              <w:spacing w:after="55" w:line="255"/>
+            </w:pPr>
+            <w:r>
+              <w:rPr>
+                <w:rFonts w:ascii="Consolas" w:cs="Consolas" w:eastAsia="Consolas" w:hAnsi="Consolas"/>
+                <w:color w:val="1B2733"/>
+                <w:sz w:val="17"/>
+                <w:szCs w:val="17"/>
+              </w:rPr>
+              <w:t xml:space="preserve">necesita una infografía, deja el lugar indicado con un comentario</w:t>
+            </w:r>
+          </w:p>
+          <w:p>
+            <w:pPr>
+              <w:spacing w:after="55" w:line="255"/>
+            </w:pPr>
+            <w:r>
+              <w:rPr>
+                <w:rFonts w:ascii="Consolas" w:cs="Consolas" w:eastAsia="Consolas" w:hAnsi="Consolas"/>
+                <w:color w:val="1B2733"/>
+                <w:sz w:val="17"/>
+                <w:szCs w:val="17"/>
+              </w:rPr>
+              <w:t xml:space="preserve">HTML y explícame al final cómo subirla desde el editor de Moodle.</w:t>
+            </w:r>
+          </w:p>
+          <w:p>
+            <w:pPr>
+              <w:spacing w:after="55" w:line="255"/>
+            </w:pPr>
+            <w:r>
+              <w:rPr>
+                <w:rFonts w:ascii="Consolas" w:cs="Consolas" w:eastAsia="Consolas" w:hAnsi="Consolas"/>
+                <w:color w:val="1B2733"/>
+                <w:sz w:val="17"/>
+                <w:szCs w:val="17"/>
+              </w:rPr>
+              <w:t xml:space="preserve"> </w:t>
+            </w:r>
+          </w:p>
+          <w:p>
+            <w:pPr>
+              <w:spacing w:after="55" w:line="255"/>
+            </w:pPr>
+            <w:r>
+              <w:rPr>
+                <w:rFonts w:ascii="Consolas" w:cs="Consolas" w:eastAsia="Consolas" w:hAnsi="Consolas"/>
+                <w:color w:val="1B2733"/>
+                <w:sz w:val="17"/>
+                <w:szCs w:val="17"/>
+              </w:rPr>
+              <w:t xml:space="preserve">ENTRÉGAME</w:t>
+            </w:r>
+          </w:p>
+          <w:p>
+            <w:pPr>
+              <w:spacing w:after="55" w:line="255"/>
+            </w:pPr>
+            <w:r>
+              <w:rPr>
+                <w:rFonts w:ascii="Consolas" w:cs="Consolas" w:eastAsia="Consolas" w:hAnsi="Consolas"/>
+                <w:color w:val="1B2733"/>
+                <w:sz w:val="17"/>
+                <w:szCs w:val="17"/>
+              </w:rPr>
+              <w:t xml:space="preserve">1. El HTML completo, en un solo bloque para copiar.</w:t>
+            </w:r>
+          </w:p>
+          <w:p>
+            <w:pPr>
+              <w:spacing w:after="55" w:line="255"/>
+            </w:pPr>
+            <w:r>
+              <w:rPr>
+                <w:rFonts w:ascii="Consolas" w:cs="Consolas" w:eastAsia="Consolas" w:hAnsi="Consolas"/>
+                <w:color w:val="1B2733"/>
+                <w:sz w:val="17"/>
+                <w:szCs w:val="17"/>
+              </w:rPr>
+              <w:t xml:space="preserve">2. Aparte, fuera del HTML y en texto normal:</w:t>
+            </w:r>
+          </w:p>
+          <w:p>
+            <w:pPr>
+              <w:spacing w:after="55" w:line="255"/>
+            </w:pPr>
+            <w:r>
+              <w:rPr>
+                <w:rFonts w:ascii="Consolas" w:cs="Consolas" w:eastAsia="Consolas" w:hAnsi="Consolas"/>
+                <w:color w:val="1B2733"/>
+                <w:sz w:val="17"/>
+                <w:szCs w:val="17"/>
+              </w:rPr>
+              <w:t xml:space="preserve">   a) Los enlaces convertidos, para que yo compruebe la conversión.</w:t>
+            </w:r>
+          </w:p>
+          <w:p>
+            <w:pPr>
+              <w:spacing w:after="55" w:line="255"/>
+            </w:pPr>
+            <w:r>
+              <w:rPr>
+                <w:rFonts w:ascii="Consolas" w:cs="Consolas" w:eastAsia="Consolas" w:hAnsi="Consolas"/>
+                <w:color w:val="1B2733"/>
+                <w:sz w:val="17"/>
+                <w:szCs w:val="17"/>
+              </w:rPr>
+              <w:t xml:space="preserve">   b) Cómo pegarlo en Moodle sin que se dañe.</w:t>
+            </w:r>
+          </w:p>
+          <w:p>
+            <w:pPr>
+              <w:spacing w:after="0" w:line="255"/>
+            </w:pPr>
+            <w:r>
+              <w:rPr>
+                <w:rFonts w:ascii="Consolas" w:cs="Consolas" w:eastAsia="Consolas" w:hAnsi="Consolas"/>
+                <w:color w:val="1B2733"/>
+                <w:sz w:val="17"/>
+                <w:szCs w:val="17"/>
+              </w:rPr>
+              <w:t xml:space="preserve">   c) Qué debo revisar una vez publicado.</w:t>
+            </w:r>
+          </w:p>
+        </w:tc>
+      </w:tr>
+    </w:tbl>
+    <w:p>
+      <w:pPr>
+        <w:spacing w:after="140"/>
+      </w:pPr>
+      <w:r>
+        <w:rPr>
+          <w:sz w:val="4"/>
+          <w:szCs w:val="4"/>
+        </w:rPr>
+        <w:t xml:space="preserve"/>
+      </w:r>
+    </w:p>
+    <w:p>
+      <w:pPr>
+        <w:spacing w:after="150" w:line="290"/>
+        <w:jc w:val="both"/>
+      </w:pPr>
+      <w:r>
+        <w:rPr>
+          <w:rFonts w:ascii="Arial" w:cs="Arial" w:eastAsia="Arial" w:hAnsi="Arial"/>
+          <w:i/>
+          <w:iCs/>
+          <w:color w:val="6B7C93"/>
+          <w:sz w:val="19"/>
+          <w:szCs w:val="19"/>
+        </w:rPr>
+        <w:t xml:space="preserve">Las tres cosas que hay que cuidar al pegarlo en Moodle.</w:t>
+      </w:r>
+    </w:p>
+    <w:p>
+      <w:pPr>
+        <w:spacing w:after="60"/>
+      </w:pPr>
+      <w:r>
+        <w:rPr>
+          <w:sz w:val="4"/>
+          <w:szCs w:val="4"/>
+        </w:rPr>
+        <w:t xml:space="preserve"/>
+      </w:r>
+    </w:p>
+    <w:tbl>
+      <w:tblPr>
+        <w:tblW w:type="dxa" w:w="9360"/>
+        <w:tblBorders>
+          <w:top w:val="single" w:color="auto" w:sz="4"/>
+          <w:left w:val="single" w:color="auto" w:sz="4"/>
+          <w:bottom w:val="single" w:color="auto" w:sz="4"/>
+          <w:right w:val="single" w:color="auto" w:sz="4"/>
+          <w:insideH w:val="single" w:color="auto" w:sz="4"/>
+          <w:insideV w:val="single" w:color="auto" w:sz="4"/>
+        </w:tblBorders>
+      </w:tblPr>
+      <w:tblGrid>
+        <w:gridCol w:w="9360"/>
+      </w:tblGrid>
+      <w:tr>
+        <w:tc>
+          <w:tcPr>
+            <w:tcW w:type="dxa" w:w="9360"/>
+            <w:tcBorders>
+              <w:top w:val="single" w:color="1A3A5C" w:sz="1"/>
+              <w:left w:val="single" w:color="1A3A5C" w:sz="1"/>
+              <w:bottom w:val="single" w:color="1A3A5C" w:sz="1"/>
+              <w:right w:val="single" w:color="1A3A5C" w:sz="1"/>
+            </w:tcBorders>
+            <w:shd w:fill="1A3A5C" w:val="clear"/>
+            <w:tcMar>
+              <w:top w:type="dxa" w:w="90"/>
+              <w:left w:type="dxa" w:w="160"/>
+              <w:bottom w:type="dxa" w:w="90"/>
+              <w:right w:type="dxa" w:w="160"/>
+            </w:tcMar>
+          </w:tcPr>
+          <w:p>
+            <w:r>
+              <w:rPr>
+                <w:rFonts w:ascii="Arial" w:cs="Arial" w:eastAsia="Arial" w:hAnsi="Arial"/>
+                <w:b/>
+                <w:bCs/>
+                <w:color w:val="FFFFFF"/>
+                <w:sz w:val="19"/>
+                <w:szCs w:val="19"/>
+              </w:rPr>
+              <w:t xml:space="preserve">AL PEGAR EN MOODLE</w:t>
+            </w:r>
+          </w:p>
+        </w:tc>
+      </w:tr>
+      <w:tr>
+        <w:tc>
+          <w:tcPr>
+            <w:tcW w:type="dxa" w:w="9360"/>
+            <w:tcBorders>
+              <w:top w:val="single" w:color="B0BEC5" w:sz="1"/>
+              <w:left w:val="single" w:color="B0BEC5" w:sz="1"/>
+              <w:bottom w:val="single" w:color="B0BEC5" w:sz="1"/>
+              <w:right w:val="single" w:color="B0BEC5" w:sz="1"/>
+            </w:tcBorders>
+            <w:shd w:fill="F4F6F8" w:val="clear"/>
+            <w:tcMar>
+              <w:top w:type="dxa" w:w="130"/>
+              <w:left w:type="dxa" w:w="170"/>
+              <w:bottom w:type="dxa" w:w="130"/>
+              <w:right w:type="dxa" w:w="170"/>
+            </w:tcMar>
+          </w:tcPr>
+          <w:p>
+            <w:pPr>
+              <w:spacing w:after="55" w:line="255"/>
+            </w:pPr>
+            <w:r>
+              <w:rPr>
+                <w:rFonts w:ascii="Consolas" w:cs="Consolas" w:eastAsia="Consolas" w:hAnsi="Consolas"/>
+                <w:color w:val="1B2733"/>
+                <w:sz w:val="17"/>
+                <w:szCs w:val="17"/>
+              </w:rPr>
+              <w:t xml:space="preserve">1. Pegue en el editor de código fuente, no en el visual.</w:t>
+            </w:r>
+          </w:p>
+          <w:p>
+            <w:pPr>
+              <w:spacing w:after="55" w:line="255"/>
+            </w:pPr>
+            <w:r>
+              <w:rPr>
+                <w:rFonts w:ascii="Consolas" w:cs="Consolas" w:eastAsia="Consolas" w:hAnsi="Consolas"/>
+                <w:color w:val="1B2733"/>
+                <w:sz w:val="17"/>
+                <w:szCs w:val="17"/>
+              </w:rPr>
+              <w:t xml:space="preserve">   En la barra del editor de Moodle busque el botón &lt;&gt; o "Código</w:t>
+            </w:r>
+          </w:p>
+          <w:p>
+            <w:pPr>
+              <w:spacing w:after="55" w:line="255"/>
+            </w:pPr>
+            <w:r>
+              <w:rPr>
+                <w:rFonts w:ascii="Consolas" w:cs="Consolas" w:eastAsia="Consolas" w:hAnsi="Consolas"/>
+                <w:color w:val="1B2733"/>
+                <w:sz w:val="17"/>
+                <w:szCs w:val="17"/>
+              </w:rPr>
+              <w:t xml:space="preserve">   fuente". Si pega en el editor normal, va a ver el código como</w:t>
+            </w:r>
+          </w:p>
+          <w:p>
+            <w:pPr>
+              <w:spacing w:after="55" w:line="255"/>
+            </w:pPr>
+            <w:r>
+              <w:rPr>
+                <w:rFonts w:ascii="Consolas" w:cs="Consolas" w:eastAsia="Consolas" w:hAnsi="Consolas"/>
+                <w:color w:val="1B2733"/>
+                <w:sz w:val="17"/>
+                <w:szCs w:val="17"/>
+              </w:rPr>
+              <w:t xml:space="preserve">   texto en lugar de la página armada.</w:t>
+            </w:r>
+          </w:p>
+          <w:p>
+            <w:pPr>
+              <w:spacing w:after="55" w:line="255"/>
+            </w:pPr>
+            <w:r>
+              <w:rPr>
+                <w:rFonts w:ascii="Consolas" w:cs="Consolas" w:eastAsia="Consolas" w:hAnsi="Consolas"/>
+                <w:color w:val="1B2733"/>
+                <w:sz w:val="17"/>
+                <w:szCs w:val="17"/>
+              </w:rPr>
+              <w:t xml:space="preserve"> </w:t>
+            </w:r>
+          </w:p>
+          <w:p>
+            <w:pPr>
+              <w:spacing w:after="55" w:line="255"/>
+            </w:pPr>
+            <w:r>
+              <w:rPr>
+                <w:rFonts w:ascii="Consolas" w:cs="Consolas" w:eastAsia="Consolas" w:hAnsi="Consolas"/>
+                <w:color w:val="1B2733"/>
+                <w:sz w:val="17"/>
+                <w:szCs w:val="17"/>
+              </w:rPr>
+              <w:t xml:space="preserve">2. La infografía se sube con el botón de imagen, nunca por</w:t>
+            </w:r>
+          </w:p>
+          <w:p>
+            <w:pPr>
+              <w:spacing w:after="55" w:line="255"/>
+            </w:pPr>
+            <w:r>
+              <w:rPr>
+                <w:rFonts w:ascii="Consolas" w:cs="Consolas" w:eastAsia="Consolas" w:hAnsi="Consolas"/>
+                <w:color w:val="1B2733"/>
+                <w:sz w:val="17"/>
+                <w:szCs w:val="17"/>
+              </w:rPr>
+              <w:t xml:space="preserve">   dirección. Si copia la dirección de una imagen y la pega, esa</w:t>
+            </w:r>
+          </w:p>
+          <w:p>
+            <w:pPr>
+              <w:spacing w:after="55" w:line="255"/>
+            </w:pPr>
+            <w:r>
+              <w:rPr>
+                <w:rFonts w:ascii="Consolas" w:cs="Consolas" w:eastAsia="Consolas" w:hAnsi="Consolas"/>
+                <w:color w:val="1B2733"/>
+                <w:sz w:val="17"/>
+                <w:szCs w:val="17"/>
+              </w:rPr>
+              <w:t xml:space="preserve">   dirección apunta a un archivo temporal suyo: usted la ve y el</w:t>
+            </w:r>
+          </w:p>
+          <w:p>
+            <w:pPr>
+              <w:spacing w:after="55" w:line="255"/>
+            </w:pPr>
+            <w:r>
+              <w:rPr>
+                <w:rFonts w:ascii="Consolas" w:cs="Consolas" w:eastAsia="Consolas" w:hAnsi="Consolas"/>
+                <w:color w:val="1B2733"/>
+                <w:sz w:val="17"/>
+                <w:szCs w:val="17"/>
+              </w:rPr>
+              <w:t xml:space="preserve">   alumno recibe un error. Súbala con el botón de imagen del</w:t>
+            </w:r>
+          </w:p>
+          <w:p>
+            <w:pPr>
+              <w:spacing w:after="55" w:line="255"/>
+            </w:pPr>
+            <w:r>
+              <w:rPr>
+                <w:rFonts w:ascii="Consolas" w:cs="Consolas" w:eastAsia="Consolas" w:hAnsi="Consolas"/>
+                <w:color w:val="1B2733"/>
+                <w:sz w:val="17"/>
+                <w:szCs w:val="17"/>
+              </w:rPr>
+              <w:t xml:space="preserve">   editor. Al guardar, el código fuente debe decir @@PLUGINFILE@@</w:t>
+            </w:r>
+          </w:p>
+          <w:p>
+            <w:pPr>
+              <w:spacing w:after="55" w:line="255"/>
+            </w:pPr>
+            <w:r>
+              <w:rPr>
+                <w:rFonts w:ascii="Consolas" w:cs="Consolas" w:eastAsia="Consolas" w:hAnsi="Consolas"/>
+                <w:color w:val="1B2733"/>
+                <w:sz w:val="17"/>
+                <w:szCs w:val="17"/>
+              </w:rPr>
+              <w:t xml:space="preserve">   y nunca draftfile.php.</w:t>
+            </w:r>
+          </w:p>
+          <w:p>
+            <w:pPr>
+              <w:spacing w:after="55" w:line="255"/>
+            </w:pPr>
+            <w:r>
+              <w:rPr>
+                <w:rFonts w:ascii="Consolas" w:cs="Consolas" w:eastAsia="Consolas" w:hAnsi="Consolas"/>
+                <w:color w:val="1B2733"/>
+                <w:sz w:val="17"/>
+                <w:szCs w:val="17"/>
+              </w:rPr>
+              <w:t xml:space="preserve"> </w:t>
+            </w:r>
+          </w:p>
+          <w:p>
+            <w:pPr>
+              <w:spacing w:after="55" w:line="255"/>
+            </w:pPr>
+            <w:r>
+              <w:rPr>
+                <w:rFonts w:ascii="Consolas" w:cs="Consolas" w:eastAsia="Consolas" w:hAnsi="Consolas"/>
+                <w:color w:val="1B2733"/>
+                <w:sz w:val="17"/>
+                <w:szCs w:val="17"/>
+              </w:rPr>
+              <w:t xml:space="preserve">3. Compruébelo en una ventana de incógnito, sin su sesión.</w:t>
+            </w:r>
+          </w:p>
+          <w:p>
+            <w:pPr>
+              <w:spacing w:after="55" w:line="255"/>
+            </w:pPr>
+            <w:r>
+              <w:rPr>
+                <w:rFonts w:ascii="Consolas" w:cs="Consolas" w:eastAsia="Consolas" w:hAnsi="Consolas"/>
+                <w:color w:val="1B2733"/>
+                <w:sz w:val="17"/>
+                <w:szCs w:val="17"/>
+              </w:rPr>
+              <w:t xml:space="preserve">   La vista de estudiante de Moodle conserva su sesión de maestro,</w:t>
+            </w:r>
+          </w:p>
+          <w:p>
+            <w:pPr>
+              <w:spacing w:after="55" w:line="255"/>
+            </w:pPr>
+            <w:r>
+              <w:rPr>
+                <w:rFonts w:ascii="Consolas" w:cs="Consolas" w:eastAsia="Consolas" w:hAnsi="Consolas"/>
+                <w:color w:val="1B2733"/>
+                <w:sz w:val="17"/>
+                <w:szCs w:val="17"/>
+              </w:rPr>
+              <w:t xml:space="preserve">   así que un recurso mal enlazado se le ve bien a usted y mal al</w:t>
+            </w:r>
+          </w:p>
+          <w:p>
+            <w:pPr>
+              <w:spacing w:after="55" w:line="255"/>
+            </w:pPr>
+            <w:r>
+              <w:rPr>
+                <w:rFonts w:ascii="Consolas" w:cs="Consolas" w:eastAsia="Consolas" w:hAnsi="Consolas"/>
+                <w:color w:val="1B2733"/>
+                <w:sz w:val="17"/>
+                <w:szCs w:val="17"/>
+              </w:rPr>
+              <w:t xml:space="preserve">   alumno. Ábralo en incógnito: si el video, el audio y las</w:t>
+            </w:r>
+          </w:p>
+          <w:p>
+            <w:pPr>
+              <w:spacing w:after="0" w:line="255"/>
+            </w:pPr>
+            <w:r>
+              <w:rPr>
+                <w:rFonts w:ascii="Consolas" w:cs="Consolas" w:eastAsia="Consolas" w:hAnsi="Consolas"/>
+                <w:color w:val="1B2733"/>
+                <w:sz w:val="17"/>
+                <w:szCs w:val="17"/>
+              </w:rPr>
+              <w:t xml:space="preserve">   imágenes cargan ahí, cargan para todos.</w:t>
+            </w:r>
+          </w:p>
+        </w:tc>
+      </w:tr>
+    </w:tbl>
+    <w:p>
+      <w:pPr>
+        <w:spacing w:after="140"/>
+      </w:pPr>
+      <w:r>
+        <w:rPr>
+          <w:sz w:val="4"/>
+          <w:szCs w:val="4"/>
+        </w:rPr>
+        <w:t xml:space="preserve"/>
+      </w:r>
+    </w:p>
+    <w:p>
+      <w:pPr>
+        <w:pStyle w:val="Heading2"/>
+      </w:pPr>
+      <w:r>
         <w:t xml:space="preserve">Prompt A3 · Armado de la secuencia en Moodle</w:t>
       </w:r>
     </w:p>
@@ -12464,6 +14316,116 @@
               <w:right w:val="single" w:color="CCD6E0" w:sz="1"/>
             </w:tcBorders>
             <w:shd w:fill="F5F8FB" w:val="clear"/>
+            <w:tcMar>
+              <w:top w:type="dxa" w:w="90"/>
+              <w:left w:type="dxa" w:w="130"/>
+              <w:bottom w:type="dxa" w:w="90"/>
+              <w:right w:type="dxa" w:w="130"/>
+            </w:tcMar>
+            <w:vAlign w:val="center"/>
+          </w:tcPr>
+          <w:p>
+            <w:pPr>
+              <w:spacing w:after="0" w:line="265"/>
+              <w:jc w:val="left"/>
+            </w:pPr>
+            <w:r>
+              <w:rPr>
+                <w:rFonts w:ascii="Arial" w:cs="Arial" w:eastAsia="Arial" w:hAnsi="Arial"/>
+                <w:b w:val="false"/>
+                <w:bCs w:val="false"/>
+                <w:color w:val="2C3E50"/>
+                <w:sz w:val="18"/>
+                <w:szCs w:val="18"/>
+              </w:rPr>
+              <w:t xml:space="preserve">☐</w:t>
+            </w:r>
+          </w:p>
+        </w:tc>
+      </w:tr>
+      <w:tr>
+        <w:tc>
+          <w:tcPr>
+            <w:tcW w:type="dxa" w:w="500"/>
+            <w:tcBorders>
+              <w:top w:val="single" w:color="CCD6E0" w:sz="1"/>
+              <w:left w:val="single" w:color="CCD6E0" w:sz="1"/>
+              <w:bottom w:val="single" w:color="CCD6E0" w:sz="1"/>
+              <w:right w:val="single" w:color="CCD6E0" w:sz="1"/>
+            </w:tcBorders>
+            <w:shd w:fill="FFFFFF" w:val="clear"/>
+            <w:tcMar>
+              <w:top w:type="dxa" w:w="90"/>
+              <w:left w:type="dxa" w:w="130"/>
+              <w:bottom w:type="dxa" w:w="90"/>
+              <w:right w:type="dxa" w:w="130"/>
+            </w:tcMar>
+            <w:vAlign w:val="center"/>
+          </w:tcPr>
+          <w:p>
+            <w:pPr>
+              <w:spacing w:after="0" w:line="265"/>
+              <w:jc w:val="center"/>
+            </w:pPr>
+            <w:r>
+              <w:rPr>
+                <w:rFonts w:ascii="Arial" w:cs="Arial" w:eastAsia="Arial" w:hAnsi="Arial"/>
+                <w:b/>
+                <w:bCs/>
+                <w:color w:val="2C3E50"/>
+                <w:sz w:val="18"/>
+                <w:szCs w:val="18"/>
+              </w:rPr>
+              <w:t xml:space="preserve">11</w:t>
+            </w:r>
+          </w:p>
+        </w:tc>
+        <w:tc>
+          <w:tcPr>
+            <w:tcW w:type="dxa" w:w="7900"/>
+            <w:tcBorders>
+              <w:top w:val="single" w:color="CCD6E0" w:sz="1"/>
+              <w:left w:val="single" w:color="CCD6E0" w:sz="1"/>
+              <w:bottom w:val="single" w:color="CCD6E0" w:sz="1"/>
+              <w:right w:val="single" w:color="CCD6E0" w:sz="1"/>
+            </w:tcBorders>
+            <w:shd w:fill="FFFFFF" w:val="clear"/>
+            <w:tcMar>
+              <w:top w:type="dxa" w:w="90"/>
+              <w:left w:type="dxa" w:w="130"/>
+              <w:bottom w:type="dxa" w:w="90"/>
+              <w:right w:type="dxa" w:w="130"/>
+            </w:tcMar>
+            <w:vAlign w:val="center"/>
+          </w:tcPr>
+          <w:p>
+            <w:pPr>
+              <w:spacing w:after="0" w:line="265"/>
+              <w:jc w:val="left"/>
+            </w:pPr>
+            <w:r>
+              <w:rPr>
+                <w:rFonts w:ascii="Arial" w:cs="Arial" w:eastAsia="Arial" w:hAnsi="Arial"/>
+                <w:b w:val="false"/>
+                <w:bCs w:val="false"/>
+                <w:color w:val="2C3E50"/>
+                <w:sz w:val="18"/>
+                <w:szCs w:val="18"/>
+              </w:rPr>
+              <w:t xml:space="preserve">Abrí el tema en una ventana de incógnito, sin mi sesión: cada video, audio e imagen carga</w:t>
+            </w:r>
+          </w:p>
+        </w:tc>
+        <w:tc>
+          <w:tcPr>
+            <w:tcW w:type="dxa" w:w="960"/>
+            <w:tcBorders>
+              <w:top w:val="single" w:color="CCD6E0" w:sz="1"/>
+              <w:left w:val="single" w:color="CCD6E0" w:sz="1"/>
+              <w:bottom w:val="single" w:color="CCD6E0" w:sz="1"/>
+              <w:right w:val="single" w:color="CCD6E0" w:sz="1"/>
+            </w:tcBorders>
+            <w:shd w:fill="FFFFFF" w:val="clear"/>
             <w:tcMar>
               <w:top w:type="dxa" w:w="90"/>
               <w:left w:type="dxa" w:w="130"/>

--- a/src/trama/descargas/Curso-Taller_TRAMA_03_Kit_del_Participante.docx
+++ b/src/trama/descargas/Curso-Taller_TRAMA_03_Kit_del_Participante.docx
@@ -11487,7 +11487,7 @@
                 <w:sz w:val="17"/>
                 <w:szCs w:val="17"/>
               </w:rPr>
-              <w:t xml:space="preserve">   open.spotify.com/episode/XYZ789?si=a1b2</w:t>
+              <w:t xml:space="preserve">   open.spotify.com/episode/XYZ789?si=a1b2&amp;nd=1&amp;dlsi=c3d4</w:t>
             </w:r>
           </w:p>
           <w:p>
@@ -11515,7 +11515,35 @@
                 <w:sz w:val="17"/>
                 <w:szCs w:val="17"/>
               </w:rPr>
-              <w:t xml:space="preserve">   La palabra embed va entre .com y episode. Descarta el ?si=</w:t>
+              <w:t xml:space="preserve">   La palabra embed va entre .com y episode. Descarta TODO lo que</w:t>
+            </w:r>
+          </w:p>
+          <w:p>
+            <w:pPr>
+              <w:spacing w:after="55" w:line="255"/>
+            </w:pPr>
+            <w:r>
+              <w:rPr>
+                <w:rFonts w:ascii="Consolas" w:cs="Consolas" w:eastAsia="Consolas" w:hAnsi="Consolas"/>
+                <w:color w:val="1B2733"/>
+                <w:sz w:val="17"/>
+                <w:szCs w:val="17"/>
+              </w:rPr>
+              <w:t xml:space="preserve">   siga al identificador: ?si= &amp;nd= &amp;dlsi= y cualquier otro. El</w:t>
+            </w:r>
+          </w:p>
+          <w:p>
+            <w:pPr>
+              <w:spacing w:after="55" w:line="255"/>
+            </w:pPr>
+            <w:r>
+              <w:rPr>
+                <w:rFonts w:ascii="Consolas" w:cs="Consolas" w:eastAsia="Consolas" w:hAnsi="Consolas"/>
+                <w:color w:val="1B2733"/>
+                <w:sz w:val="17"/>
+                <w:szCs w:val="17"/>
+              </w:rPr>
+              <w:t xml:space="preserve">   enlace de Spotify suele traer tres o más.</w:t>
             </w:r>
           </w:p>
           <w:p>
@@ -11614,6 +11642,76 @@
                 <w:szCs w:val="17"/>
               </w:rPr>
               <w:t xml:space="preserve">No dejes espacios reservados ni avisos de que falta algo.</w:t>
+            </w:r>
+          </w:p>
+          <w:p>
+            <w:pPr>
+              <w:spacing w:after="55" w:line="255"/>
+            </w:pPr>
+            <w:r>
+              <w:rPr>
+                <w:rFonts w:ascii="Consolas" w:cs="Consolas" w:eastAsia="Consolas" w:hAnsi="Consolas"/>
+                <w:color w:val="1B2733"/>
+                <w:sz w:val="17"/>
+                <w:szCs w:val="17"/>
+              </w:rPr>
+              <w:t xml:space="preserve"> </w:t>
+            </w:r>
+          </w:p>
+          <w:p>
+            <w:pPr>
+              <w:spacing w:after="55" w:line="255"/>
+            </w:pPr>
+            <w:r>
+              <w:rPr>
+                <w:rFonts w:ascii="Consolas" w:cs="Consolas" w:eastAsia="Consolas" w:hAnsi="Consolas"/>
+                <w:color w:val="1B2733"/>
+                <w:sz w:val="17"/>
+                <w:szCs w:val="17"/>
+              </w:rPr>
+              <w:t xml:space="preserve">SI EL CONTENIDO QUE PEGUÉ YA TRAE UN VIDEO O UN AUDIO</w:t>
+            </w:r>
+          </w:p>
+          <w:p>
+            <w:pPr>
+              <w:spacing w:after="55" w:line="255"/>
+            </w:pPr>
+            <w:r>
+              <w:rPr>
+                <w:rFonts w:ascii="Consolas" w:cs="Consolas" w:eastAsia="Consolas" w:hAnsi="Consolas"/>
+                <w:color w:val="1B2733"/>
+                <w:sz w:val="17"/>
+                <w:szCs w:val="17"/>
+              </w:rPr>
+              <w:t xml:space="preserve">Muévelo al bloque de recursos y déjalo una sola vez; no lo dupliques</w:t>
+            </w:r>
+          </w:p>
+          <w:p>
+            <w:pPr>
+              <w:spacing w:after="55" w:line="255"/>
+            </w:pPr>
+            <w:r>
+              <w:rPr>
+                <w:rFonts w:ascii="Consolas" w:cs="Consolas" w:eastAsia="Consolas" w:hAnsi="Consolas"/>
+                <w:color w:val="1B2733"/>
+                <w:sz w:val="17"/>
+                <w:szCs w:val="17"/>
+              </w:rPr>
+              <w:t xml:space="preserve">ni lo dejes donde estaba. Limpia su dirección con las mismas reglas</w:t>
+            </w:r>
+          </w:p>
+          <w:p>
+            <w:pPr>
+              <w:spacing w:after="55" w:line="255"/>
+            </w:pPr>
+            <w:r>
+              <w:rPr>
+                <w:rFonts w:ascii="Consolas" w:cs="Consolas" w:eastAsia="Consolas" w:hAnsi="Consolas"/>
+                <w:color w:val="1B2733"/>
+                <w:sz w:val="17"/>
+                <w:szCs w:val="17"/>
+              </w:rPr>
+              <w:t xml:space="preserve">de arriba, porque suele venir con parámetros de rastreo pegados.</w:t>
             </w:r>
           </w:p>
           <w:p>
